--- a/examples/report-templates/neutral-modern-minimal.docx
+++ b/examples/report-templates/neutral-modern-minimal.docx
@@ -26,9 +26,9 @@
       </w:pPr>
       <w:r>
         <w:rPr>
-          <w:rFonts w:ascii="Arial" w:hAnsi="Arial" w:eastAsia="微软雅黑"/>
+          <w:rFonts w:ascii="Times New Roman" w:hAnsi="Times New Roman" w:eastAsia="宋体"/>
           <w:b w:val="0"/>
-          <w:color w:val="5E6B78"/>
+          <w:color w:val="666666"/>
           <w:sz w:val="19"/>
         </w:rPr>
         <w:t>OBJECTIVE · PROCESS · EVIDENCE · CONCLUSION</w:t>
@@ -82,7 +82,7 @@
               <w:rPr>
                 <w:rFonts w:ascii="Arial" w:hAnsi="Arial" w:eastAsia="微软雅黑"/>
                 <w:b/>
-                <w:color w:val="202A35"/>
+                <w:color w:val="000000"/>
                 <w:sz w:val="21"/>
               </w:rPr>
               <w:t>实验名称</w:t>
@@ -116,7 +116,7 @@
               <w:rPr>
                 <w:rFonts w:ascii="Times New Roman" w:hAnsi="Times New Roman" w:eastAsia="微软雅黑"/>
                 <w:b w:val="0"/>
-                <w:color w:val="202A35"/>
+                <w:color w:val="000000"/>
                 <w:sz w:val="21"/>
               </w:rPr>
             </w:r>
@@ -152,7 +152,7 @@
               <w:rPr>
                 <w:rFonts w:ascii="Arial" w:hAnsi="Arial" w:eastAsia="微软雅黑"/>
                 <w:b/>
-                <w:color w:val="202A35"/>
+                <w:color w:val="000000"/>
                 <w:sz w:val="21"/>
               </w:rPr>
               <w:t>课程名称</w:t>
@@ -186,7 +186,7 @@
               <w:rPr>
                 <w:rFonts w:ascii="Times New Roman" w:hAnsi="Times New Roman" w:eastAsia="微软雅黑"/>
                 <w:b w:val="0"/>
-                <w:color w:val="202A35"/>
+                <w:color w:val="000000"/>
                 <w:sz w:val="21"/>
               </w:rPr>
             </w:r>
@@ -222,7 +222,7 @@
               <w:rPr>
                 <w:rFonts w:ascii="Arial" w:hAnsi="Arial" w:eastAsia="微软雅黑"/>
                 <w:b/>
-                <w:color w:val="202A35"/>
+                <w:color w:val="000000"/>
                 <w:sz w:val="21"/>
               </w:rPr>
               <w:t>姓名</w:t>
@@ -256,7 +256,7 @@
               <w:rPr>
                 <w:rFonts w:ascii="Times New Roman" w:hAnsi="Times New Roman" w:eastAsia="微软雅黑"/>
                 <w:b w:val="0"/>
-                <w:color w:val="202A35"/>
+                <w:color w:val="000000"/>
                 <w:sz w:val="21"/>
               </w:rPr>
             </w:r>
@@ -292,7 +292,7 @@
               <w:rPr>
                 <w:rFonts w:ascii="Arial" w:hAnsi="Arial" w:eastAsia="微软雅黑"/>
                 <w:b/>
-                <w:color w:val="202A35"/>
+                <w:color w:val="000000"/>
                 <w:sz w:val="21"/>
               </w:rPr>
               <w:t>学号</w:t>
@@ -326,7 +326,7 @@
               <w:rPr>
                 <w:rFonts w:ascii="Times New Roman" w:hAnsi="Times New Roman" w:eastAsia="微软雅黑"/>
                 <w:b w:val="0"/>
-                <w:color w:val="202A35"/>
+                <w:color w:val="000000"/>
                 <w:sz w:val="21"/>
               </w:rPr>
             </w:r>
@@ -362,7 +362,7 @@
               <w:rPr>
                 <w:rFonts w:ascii="Arial" w:hAnsi="Arial" w:eastAsia="微软雅黑"/>
                 <w:b/>
-                <w:color w:val="202A35"/>
+                <w:color w:val="000000"/>
                 <w:sz w:val="21"/>
               </w:rPr>
               <w:t>班级</w:t>
@@ -396,7 +396,7 @@
               <w:rPr>
                 <w:rFonts w:ascii="Times New Roman" w:hAnsi="Times New Roman" w:eastAsia="微软雅黑"/>
                 <w:b w:val="0"/>
-                <w:color w:val="202A35"/>
+                <w:color w:val="000000"/>
                 <w:sz w:val="21"/>
               </w:rPr>
             </w:r>
@@ -432,7 +432,7 @@
               <w:rPr>
                 <w:rFonts w:ascii="Arial" w:hAnsi="Arial" w:eastAsia="微软雅黑"/>
                 <w:b/>
-                <w:color w:val="202A35"/>
+                <w:color w:val="000000"/>
                 <w:sz w:val="21"/>
               </w:rPr>
               <w:t>指导教师</w:t>
@@ -466,7 +466,7 @@
               <w:rPr>
                 <w:rFonts w:ascii="Times New Roman" w:hAnsi="Times New Roman" w:eastAsia="微软雅黑"/>
                 <w:b w:val="0"/>
-                <w:color w:val="202A35"/>
+                <w:color w:val="000000"/>
                 <w:sz w:val="21"/>
               </w:rPr>
             </w:r>
@@ -498,7 +498,7 @@
         <w:rPr>
           <w:rFonts w:ascii="Times New Roman" w:hAnsi="Times New Roman" w:eastAsia="微软雅黑"/>
           <w:b w:val="0"/>
-          <w:color w:val="777777"/>
+          <w:color w:val="000000"/>
           <w:sz w:val="22"/>
         </w:rPr>
       </w:r>
@@ -521,7 +521,7 @@
         <w:rPr>
           <w:rFonts w:ascii="Times New Roman" w:hAnsi="Times New Roman" w:eastAsia="微软雅黑"/>
           <w:b w:val="0"/>
-          <w:color w:val="777777"/>
+          <w:color w:val="000000"/>
           <w:sz w:val="22"/>
         </w:rPr>
       </w:r>
@@ -544,7 +544,7 @@
         <w:rPr>
           <w:rFonts w:ascii="Times New Roman" w:hAnsi="Times New Roman" w:eastAsia="微软雅黑"/>
           <w:b w:val="0"/>
-          <w:color w:val="777777"/>
+          <w:color w:val="000000"/>
           <w:sz w:val="22"/>
         </w:rPr>
       </w:r>
@@ -567,7 +567,7 @@
         <w:rPr>
           <w:rFonts w:ascii="Times New Roman" w:hAnsi="Times New Roman" w:eastAsia="微软雅黑"/>
           <w:b w:val="0"/>
-          <w:color w:val="777777"/>
+          <w:color w:val="000000"/>
           <w:sz w:val="22"/>
         </w:rPr>
       </w:r>
@@ -590,7 +590,7 @@
         <w:rPr>
           <w:rFonts w:ascii="Times New Roman" w:hAnsi="Times New Roman" w:eastAsia="微软雅黑"/>
           <w:b w:val="0"/>
-          <w:color w:val="777777"/>
+          <w:color w:val="000000"/>
           <w:sz w:val="22"/>
         </w:rPr>
       </w:r>
@@ -613,7 +613,7 @@
         <w:rPr>
           <w:rFonts w:ascii="Times New Roman" w:hAnsi="Times New Roman" w:eastAsia="微软雅黑"/>
           <w:b w:val="0"/>
-          <w:color w:val="777777"/>
+          <w:color w:val="000000"/>
           <w:sz w:val="22"/>
         </w:rPr>
       </w:r>
@@ -636,7 +636,7 @@
         <w:rPr>
           <w:rFonts w:ascii="Times New Roman" w:hAnsi="Times New Roman" w:eastAsia="微软雅黑"/>
           <w:b w:val="0"/>
-          <w:color w:val="777777"/>
+          <w:color w:val="000000"/>
           <w:sz w:val="22"/>
         </w:rPr>
       </w:r>
@@ -670,6 +670,12 @@
       <w:t xml:space="preserve">第 </w:t>
     </w:r>
     <w:r>
+      <w:rPr>
+        <w:rFonts w:ascii="Times New Roman" w:hAnsi="Times New Roman" w:eastAsia="宋体"/>
+        <w:b w:val="0"/>
+        <w:color w:val="176B6D"/>
+        <w:sz w:val="18"/>
+      </w:rPr>
       <w:fldChar w:fldCharType="begin"/>
       <w:instrText xml:space="preserve"> PAGE </w:instrText>
       <w:fldChar w:fldCharType="separate"/>
@@ -699,10 +705,10 @@
     </w:pPr>
     <w:r>
       <w:rPr>
-        <w:rFonts w:ascii="Arial" w:hAnsi="Arial" w:eastAsia="微软雅黑"/>
+        <w:rFonts w:ascii="Times New Roman" w:hAnsi="Times New Roman" w:eastAsia="宋体"/>
         <w:b w:val="0"/>
         <w:color w:val="176B6D"/>
-        <w:sz w:val="17"/>
+        <w:sz w:val="18"/>
       </w:rPr>
       <w:t>实验报告</w:t>
     </w:r>
@@ -1074,13 +1080,13 @@
     <w:qFormat/>
     <w:rsid w:val="00FC693F"/>
     <w:pPr>
-      <w:spacing w:before="0" w:after="120" w:line="360" w:lineRule="auto"/>
+      <w:spacing w:before="0" w:after="0" w:line="360" w:lineRule="auto"/>
       <w:ind w:firstLine="440"/>
     </w:pPr>
     <w:rPr>
       <w:rFonts w:ascii="Times New Roman" w:hAnsi="Times New Roman" w:eastAsia="微软雅黑"/>
       <w:b w:val="0"/>
-      <w:color w:val="202A35"/>
+      <w:color w:val="000000"/>
       <w:sz w:val="22"/>
     </w:rPr>
   </w:style>
@@ -1148,7 +1154,7 @@
       <w:b/>
       <w:bCs/>
       <w:color w:val="176B6D"/>
-      <w:sz w:val="28"/>
+      <w:sz w:val="30"/>
       <w:szCs w:val="28"/>
     </w:rPr>
   </w:style>
@@ -1164,7 +1170,7 @@
     <w:pPr>
       <w:keepNext/>
       <w:keepLines/>
-      <w:spacing w:before="200" w:after="100"/>
+      <w:spacing w:before="160" w:after="80"/>
       <w:ind w:firstLine="0"/>
       <w:outlineLvl w:val="1"/>
     </w:pPr>
@@ -1173,7 +1179,7 @@
       <w:b/>
       <w:bCs/>
       <w:color w:val="176B6D"/>
-      <w:sz w:val="25"/>
+      <w:sz w:val="24"/>
       <w:szCs w:val="26"/>
     </w:rPr>
   </w:style>
@@ -1189,7 +1195,7 @@
     <w:pPr>
       <w:keepNext/>
       <w:keepLines/>
-      <w:spacing w:before="160" w:after="80"/>
+      <w:spacing w:before="120" w:after="60"/>
       <w:ind w:firstLine="0"/>
       <w:outlineLvl w:val="2"/>
     </w:pPr>
@@ -1198,7 +1204,7 @@
       <w:b/>
       <w:bCs/>
       <w:color w:val="176B6D"/>
-      <w:sz w:val="24"/>
+      <w:sz w:val="22"/>
     </w:rPr>
   </w:style>
   <w:style w:type="paragraph" w:styleId="Heading4">
@@ -1875,13 +1881,17 @@
     <w:qFormat/>
     <w:rsid w:val="00FC693F"/>
     <w:pPr>
-      <w:spacing w:line="240" w:lineRule="auto"/>
+      <w:keepLines/>
+      <w:spacing w:line="240" w:lineRule="auto" w:before="60" w:after="120"/>
+      <w:ind w:firstLine="0"/>
+      <w:jc w:val="center"/>
     </w:pPr>
     <w:rPr>
-      <w:b/>
+      <w:rFonts w:ascii="Times New Roman" w:hAnsi="Times New Roman" w:eastAsia="宋体"/>
+      <w:b w:val="0"/>
       <w:bCs/>
-      <w:color w:val="4F81BD" w:themeColor="accent1"/>
-      <w:sz w:val="18"/>
+      <w:color w:val="000000"/>
+      <w:sz w:val="21"/>
       <w:szCs w:val="18"/>
     </w:rPr>
   </w:style>

--- a/examples/report-templates/neutral-modern-minimal.docx
+++ b/examples/report-templates/neutral-modern-minimal.docx
@@ -70,6 +70,7 @@
               <w:bottom w:val="single" w:sz="8" w:space="0" w:color="7EA9A5"/>
               <w:right w:val="single" w:sz="8" w:space="0" w:color="7EA9A5"/>
             </w:tcBorders>
+            <w:noWrap/>
             <w:shd w:fill="E8F3F1"/>
           </w:tcPr>
           <w:p>
@@ -140,6 +141,7 @@
               <w:bottom w:val="single" w:sz="8" w:space="0" w:color="7EA9A5"/>
               <w:right w:val="single" w:sz="8" w:space="0" w:color="7EA9A5"/>
             </w:tcBorders>
+            <w:noWrap/>
             <w:shd w:fill="E8F3F1"/>
           </w:tcPr>
           <w:p>
@@ -210,6 +212,7 @@
               <w:bottom w:val="single" w:sz="8" w:space="0" w:color="7EA9A5"/>
               <w:right w:val="single" w:sz="8" w:space="0" w:color="7EA9A5"/>
             </w:tcBorders>
+            <w:noWrap/>
             <w:shd w:fill="E8F3F1"/>
           </w:tcPr>
           <w:p>
@@ -280,6 +283,7 @@
               <w:bottom w:val="single" w:sz="8" w:space="0" w:color="7EA9A5"/>
               <w:right w:val="single" w:sz="8" w:space="0" w:color="7EA9A5"/>
             </w:tcBorders>
+            <w:noWrap/>
             <w:shd w:fill="E8F3F1"/>
           </w:tcPr>
           <w:p>
@@ -350,6 +354,7 @@
               <w:bottom w:val="single" w:sz="8" w:space="0" w:color="7EA9A5"/>
               <w:right w:val="single" w:sz="8" w:space="0" w:color="7EA9A5"/>
             </w:tcBorders>
+            <w:noWrap/>
             <w:shd w:fill="E8F3F1"/>
           </w:tcPr>
           <w:p>
@@ -420,6 +425,7 @@
               <w:bottom w:val="single" w:sz="8" w:space="0" w:color="7EA9A5"/>
               <w:right w:val="single" w:sz="8" w:space="0" w:color="7EA9A5"/>
             </w:tcBorders>
+            <w:noWrap/>
             <w:shd w:fill="E8F3F1"/>
           </w:tcPr>
           <w:p>
